--- a/source-multichoice/build/es-software-formatos-imagen-4.docx
+++ b/source-multichoice/build/es-software-formatos-imagen-4.docx
@@ -25,6 +25,26 @@
       <w:r>
         <w:t>a)</w:t>
         <w:tab/>
+        <w:t>Número de colores distintos que puede mostrar una imagen.</w:t>
+      </w:r>
+    </w:p>
+    <w:p>
+      <w:pPr>
+        <w:pStyle w:val="Choice"/>
+      </w:pPr>
+      <w:r>
+        <w:t>b)</w:t>
+        <w:tab/>
+        <w:t>Tamaño físico de la imagen en número de píxeles totales.</w:t>
+      </w:r>
+    </w:p>
+    <w:p>
+      <w:pPr>
+        <w:pStyle w:val="Choice"/>
+      </w:pPr>
+      <w:r>
+        <w:t>c)</w:t>
+        <w:tab/>
         <w:t>Tipo de formato de imagen.</w:t>
       </w:r>
     </w:p>
@@ -33,33 +53,13 @@
         <w:pStyle w:val="Choice"/>
       </w:pPr>
       <w:r>
-        <w:t>b)</w:t>
-        <w:tab/>
-        <w:t>Número de colores distintos que puede mostrar una imagen.</w:t>
-      </w:r>
-    </w:p>
-    <w:p>
-      <w:pPr>
-        <w:pStyle w:val="Choice"/>
-      </w:pPr>
-      <w:r>
-        <w:t>c)</w:t>
+        <w:t>d)</w:t>
         <w:tab/>
         <w:t>Resolución de la imagen.</w:t>
       </w:r>
     </w:p>
     <w:p>
       <w:pPr>
-        <w:pStyle w:val="Choice"/>
-      </w:pPr>
-      <w:r>
-        <w:t>d)</w:t>
-        <w:tab/>
-        <w:t>Tamaño físico de la imagen en número de píxeles totales.</w:t>
-      </w:r>
-    </w:p>
-    <w:p>
-      <w:pPr>
         <w:pStyle w:val="ListNumber"/>
       </w:pPr>
       <w:r>
@@ -73,6 +73,16 @@
       <w:r>
         <w:t>a)</w:t>
         <w:tab/>
+        <w:t>2 colores.</w:t>
+      </w:r>
+    </w:p>
+    <w:p>
+      <w:pPr>
+        <w:pStyle w:val="Choice"/>
+      </w:pPr>
+      <w:r>
+        <w:t>b)</w:t>
+        <w:tab/>
         <w:t>16 colores.</w:t>
       </w:r>
     </w:p>
@@ -81,33 +91,23 @@
         <w:pStyle w:val="Choice"/>
       </w:pPr>
       <w:r>
-        <w:t>b)</w:t>
+        <w:t>c)</w:t>
+        <w:tab/>
+        <w:t>4 colores.</w:t>
+      </w:r>
+    </w:p>
+    <w:p>
+      <w:pPr>
+        <w:pStyle w:val="Choice"/>
+      </w:pPr>
+      <w:r>
+        <w:t>d)</w:t>
         <w:tab/>
         <w:t>256 colores.</w:t>
       </w:r>
     </w:p>
     <w:p>
       <w:pPr>
-        <w:pStyle w:val="Choice"/>
-      </w:pPr>
-      <w:r>
-        <w:t>c)</w:t>
-        <w:tab/>
-        <w:t>2 colores.</w:t>
-      </w:r>
-    </w:p>
-    <w:p>
-      <w:pPr>
-        <w:pStyle w:val="Choice"/>
-      </w:pPr>
-      <w:r>
-        <w:t>d)</w:t>
-        <w:tab/>
-        <w:t>4 colores.</w:t>
-      </w:r>
-    </w:p>
-    <w:p>
-      <w:pPr>
         <w:pStyle w:val="ListNumber"/>
       </w:pPr>
       <w:r>
@@ -121,7 +121,7 @@
       <w:r>
         <w:t>a)</w:t>
         <w:tab/>
-        <w:t>4 bits (16 niveles) en total.</w:t>
+        <w:t>8 bits (256 niveles) para cada uno de los tres tonos RGB.</w:t>
       </w:r>
     </w:p>
     <w:p>
@@ -151,7 +151,7 @@
       <w:r>
         <w:t>d)</w:t>
         <w:tab/>
-        <w:t>8 bits (256 niveles) para cada uno de los tres tonos RGB.</w:t>
+        <w:t>4 bits (16 niveles) en total.</w:t>
       </w:r>
     </w:p>
     <w:p>
@@ -160,6 +160,486 @@
       </w:pPr>
       <w:r>
         <w:t>¿Cuántos colores distintos puede mostrar una imagen JPEG estándar?</w:t>
+      </w:r>
+    </w:p>
+    <w:p>
+      <w:pPr>
+        <w:pStyle w:val="Choice"/>
+      </w:pPr>
+      <w:r>
+        <w:t>a)</w:t>
+        <w:tab/>
+        <w:t>256 colores.</w:t>
+      </w:r>
+    </w:p>
+    <w:p>
+      <w:pPr>
+        <w:pStyle w:val="Choice"/>
+      </w:pPr>
+      <w:r>
+        <w:t>b)</w:t>
+        <w:tab/>
+        <w:t>4 billones de colores.</w:t>
+      </w:r>
+    </w:p>
+    <w:p>
+      <w:pPr>
+        <w:pStyle w:val="Choice"/>
+      </w:pPr>
+      <w:r>
+        <w:t>c)</w:t>
+        <w:tab/>
+        <w:t>16 millones de colores.</w:t>
+      </w:r>
+    </w:p>
+    <w:p>
+      <w:pPr>
+        <w:pStyle w:val="Choice"/>
+      </w:pPr>
+      <w:r>
+        <w:t>d)</w:t>
+        <w:tab/>
+        <w:t>2 colores.</w:t>
+      </w:r>
+    </w:p>
+    <w:p>
+      <w:pPr>
+        <w:pStyle w:val="ListNumber"/>
+      </w:pPr>
+      <w:r>
+        <w:t>¿Para qué se utiliza la profundidad de color de 1 bit?</w:t>
+      </w:r>
+    </w:p>
+    <w:p>
+      <w:pPr>
+        <w:pStyle w:val="Choice"/>
+      </w:pPr>
+      <w:r>
+        <w:t>a)</w:t>
+        <w:tab/>
+        <w:t>Imágenes JPEG estándar.</w:t>
+      </w:r>
+    </w:p>
+    <w:p>
+      <w:pPr>
+        <w:pStyle w:val="Choice"/>
+      </w:pPr>
+      <w:r>
+        <w:t>b)</w:t>
+        <w:tab/>
+        <w:t>Cámaras profesionales o de alta gama.</w:t>
+      </w:r>
+    </w:p>
+    <w:p>
+      <w:pPr>
+        <w:pStyle w:val="Choice"/>
+      </w:pPr>
+      <w:r>
+        <w:t>c)</w:t>
+        <w:tab/>
+        <w:t>Enviar fax, almacenar texto o dibujos sencillos.</w:t>
+      </w:r>
+    </w:p>
+    <w:p>
+      <w:pPr>
+        <w:pStyle w:val="Choice"/>
+      </w:pPr>
+      <w:r>
+        <w:t>d)</w:t>
+        <w:tab/>
+        <w:t>Escaneado de documentos para representar colores.</w:t>
+      </w:r>
+    </w:p>
+    <w:p>
+      <w:pPr>
+        <w:pStyle w:val="ListNumber"/>
+      </w:pPr>
+      <w:r>
+        <w:t>¿Cuántos colores puede representar la profundidad de color de 4 bits?</w:t>
+      </w:r>
+    </w:p>
+    <w:p>
+      <w:pPr>
+        <w:pStyle w:val="Choice"/>
+      </w:pPr>
+      <w:r>
+        <w:t>a)</w:t>
+        <w:tab/>
+        <w:t>2 colores.</w:t>
+      </w:r>
+    </w:p>
+    <w:p>
+      <w:pPr>
+        <w:pStyle w:val="Choice"/>
+      </w:pPr>
+      <w:r>
+        <w:t>b)</w:t>
+        <w:tab/>
+        <w:t>16 millones de colores.</w:t>
+      </w:r>
+    </w:p>
+    <w:p>
+      <w:pPr>
+        <w:pStyle w:val="Choice"/>
+      </w:pPr>
+      <w:r>
+        <w:t>c)</w:t>
+        <w:tab/>
+        <w:t>16 colores.</w:t>
+      </w:r>
+    </w:p>
+    <w:p>
+      <w:pPr>
+        <w:pStyle w:val="Choice"/>
+      </w:pPr>
+      <w:r>
+        <w:t>d)</w:t>
+        <w:tab/>
+        <w:t>256 colores.</w:t>
+      </w:r>
+    </w:p>
+    <w:p>
+      <w:pPr>
+        <w:pStyle w:val="ListNumber"/>
+      </w:pPr>
+      <w:r>
+        <w:t>¿Qué tipo de errores puede presentar la profundidad de color de 4 bits?</w:t>
+      </w:r>
+    </w:p>
+    <w:p>
+      <w:pPr>
+        <w:pStyle w:val="Choice"/>
+      </w:pPr>
+      <w:r>
+        <w:t>a)</w:t>
+        <w:tab/>
+        <w:t>Falta de nitidez en los contornos de los objetos.</w:t>
+      </w:r>
+    </w:p>
+    <w:p>
+      <w:pPr>
+        <w:pStyle w:val="Choice"/>
+      </w:pPr>
+      <w:r>
+        <w:t>b)</w:t>
+        <w:tab/>
+        <w:t>Errores evidentes en el color de la imagen.</w:t>
+      </w:r>
+    </w:p>
+    <w:p>
+      <w:pPr>
+        <w:pStyle w:val="Choice"/>
+      </w:pPr>
+      <w:r>
+        <w:t>c)</w:t>
+        <w:tab/>
+        <w:t>Ausencia de color.</w:t>
+      </w:r>
+    </w:p>
+    <w:p>
+      <w:pPr>
+        <w:pStyle w:val="Choice"/>
+      </w:pPr>
+      <w:r>
+        <w:t>d)</w:t>
+        <w:tab/>
+        <w:t>Pérdida de calidad en los bordes de la imagen.</w:t>
+      </w:r>
+    </w:p>
+    <w:p>
+      <w:pPr>
+        <w:pStyle w:val="ListNumber"/>
+      </w:pPr>
+      <w:r>
+        <w:t>¿Por qué las cámaras profesionales toman imágenes de tipo RAW con mayor profundidad de color?</w:t>
+      </w:r>
+    </w:p>
+    <w:p>
+      <w:pPr>
+        <w:pStyle w:val="Choice"/>
+      </w:pPr>
+      <w:r>
+        <w:t>a)</w:t>
+        <w:tab/>
+        <w:t>Para enviar fax.</w:t>
+      </w:r>
+    </w:p>
+    <w:p>
+      <w:pPr>
+        <w:pStyle w:val="Choice"/>
+      </w:pPr>
+      <w:r>
+        <w:t>b)</w:t>
+        <w:tab/>
+        <w:t>Para editar o 'revelar' la imagen sin pérdidas de calidad.</w:t>
+      </w:r>
+    </w:p>
+    <w:p>
+      <w:pPr>
+        <w:pStyle w:val="Choice"/>
+      </w:pPr>
+      <w:r>
+        <w:t>c)</w:t>
+        <w:tab/>
+        <w:t>Para poder realizar escaneado de documentos en alta resolución.</w:t>
+      </w:r>
+    </w:p>
+    <w:p>
+      <w:pPr>
+        <w:pStyle w:val="Choice"/>
+      </w:pPr>
+      <w:r>
+        <w:t>d)</w:t>
+        <w:tab/>
+        <w:t>Para que la imagen final ocupe menos espacio en el disco.</w:t>
+      </w:r>
+    </w:p>
+    <w:p>
+      <w:pPr>
+        <w:pStyle w:val="ListNumber"/>
+      </w:pPr>
+      <w:r>
+        <w:t>¿Cuál es la principal ventaja de la profundidad de color de 1 bit?</w:t>
+      </w:r>
+    </w:p>
+    <w:p>
+      <w:pPr>
+        <w:pStyle w:val="Choice"/>
+      </w:pPr>
+      <w:r>
+        <w:t>a)</w:t>
+        <w:tab/>
+        <w:t>Ocupa muy poco espacio.</w:t>
+      </w:r>
+    </w:p>
+    <w:p>
+      <w:pPr>
+        <w:pStyle w:val="Choice"/>
+      </w:pPr>
+      <w:r>
+        <w:t>b)</w:t>
+        <w:tab/>
+        <w:t>Ofrece una alta resolución.</w:t>
+      </w:r>
+    </w:p>
+    <w:p>
+      <w:pPr>
+        <w:pStyle w:val="Choice"/>
+      </w:pPr>
+      <w:r>
+        <w:t>c)</w:t>
+        <w:tab/>
+        <w:t>Se utiliza en cámaras profesionales.</w:t>
+      </w:r>
+    </w:p>
+    <w:p>
+      <w:pPr>
+        <w:pStyle w:val="Choice"/>
+      </w:pPr>
+      <w:r>
+        <w:t>d)</w:t>
+        <w:tab/>
+        <w:t>Permite representar muchos colores.</w:t>
+      </w:r>
+    </w:p>
+    <w:p>
+      <w:pPr>
+        <w:pStyle w:val="ListNumber"/>
+      </w:pPr>
+      <w:r>
+        <w:t>¿Cuántos tonos de gris puede representar la profundidad de color de 8 bits gris?</w:t>
+      </w:r>
+    </w:p>
+    <w:p>
+      <w:pPr>
+        <w:pStyle w:val="Choice"/>
+      </w:pPr>
+      <w:r>
+        <w:t>a)</w:t>
+        <w:tab/>
+        <w:t>4 billones de colores.</w:t>
+      </w:r>
+    </w:p>
+    <w:p>
+      <w:pPr>
+        <w:pStyle w:val="Choice"/>
+      </w:pPr>
+      <w:r>
+        <w:t>b)</w:t>
+        <w:tab/>
+        <w:t>16 colores.</w:t>
+      </w:r>
+    </w:p>
+    <w:p>
+      <w:pPr>
+        <w:pStyle w:val="Choice"/>
+      </w:pPr>
+      <w:r>
+        <w:t>c)</w:t>
+        <w:tab/>
+        <w:t>16 millones de tonos de gris.</w:t>
+      </w:r>
+    </w:p>
+    <w:p>
+      <w:pPr>
+        <w:pStyle w:val="Choice"/>
+      </w:pPr>
+      <w:r>
+        <w:t>d)</w:t>
+        <w:tab/>
+        <w:t>256 tonos de gris.</w:t>
+      </w:r>
+    </w:p>
+    <w:p>
+      <w:pPr>
+        <w:pStyle w:val="ListNumber"/>
+      </w:pPr>
+      <w:r>
+        <w:t>¿Cuántos colores puede representar la profundidad de color de 8 bits?</w:t>
+      </w:r>
+    </w:p>
+    <w:p>
+      <w:pPr>
+        <w:pStyle w:val="Choice"/>
+      </w:pPr>
+      <w:r>
+        <w:t>a)</w:t>
+        <w:tab/>
+        <w:t>256 colores.</w:t>
+      </w:r>
+    </w:p>
+    <w:p>
+      <w:pPr>
+        <w:pStyle w:val="Choice"/>
+      </w:pPr>
+      <w:r>
+        <w:t>b)</w:t>
+        <w:tab/>
+        <w:t>16 colores.</w:t>
+      </w:r>
+    </w:p>
+    <w:p>
+      <w:pPr>
+        <w:pStyle w:val="Choice"/>
+      </w:pPr>
+      <w:r>
+        <w:t>c)</w:t>
+        <w:tab/>
+        <w:t>16 millones de colores.</w:t>
+      </w:r>
+    </w:p>
+    <w:p>
+      <w:pPr>
+        <w:pStyle w:val="Choice"/>
+      </w:pPr>
+      <w:r>
+        <w:t>d)</w:t>
+        <w:tab/>
+        <w:t>4 billones de colores.</w:t>
+      </w:r>
+    </w:p>
+    <w:p>
+      <w:pPr>
+        <w:pStyle w:val="ListNumber"/>
+      </w:pPr>
+      <w:r>
+        <w:t>¿Cuál es el estándar de las imágenes con formato GIF en términos de profundidad de color?</w:t>
+      </w:r>
+    </w:p>
+    <w:p>
+      <w:pPr>
+        <w:pStyle w:val="Choice"/>
+      </w:pPr>
+      <w:r>
+        <w:t>a)</w:t>
+        <w:tab/>
+        <w:t>Profundidad de color de 14 bits por cada tono RGB.</w:t>
+      </w:r>
+    </w:p>
+    <w:p>
+      <w:pPr>
+        <w:pStyle w:val="Choice"/>
+      </w:pPr>
+      <w:r>
+        <w:t>b)</w:t>
+        <w:tab/>
+        <w:t>Profundidad de color de 8 bits.</w:t>
+      </w:r>
+    </w:p>
+    <w:p>
+      <w:pPr>
+        <w:pStyle w:val="Choice"/>
+      </w:pPr>
+      <w:r>
+        <w:t>c)</w:t>
+        <w:tab/>
+        <w:t>Profundidad de color de 24 bits.</w:t>
+      </w:r>
+    </w:p>
+    <w:p>
+      <w:pPr>
+        <w:pStyle w:val="Choice"/>
+      </w:pPr>
+      <w:r>
+        <w:t>d)</w:t>
+        <w:tab/>
+        <w:t>Profundidad de color de 8 bits gris.</w:t>
+      </w:r>
+    </w:p>
+    <w:p>
+      <w:pPr>
+        <w:pStyle w:val="ListNumber"/>
+      </w:pPr>
+      <w:r>
+        <w:t>¿Qué significa True Color en términos de profundidad de color?</w:t>
+      </w:r>
+    </w:p>
+    <w:p>
+      <w:pPr>
+        <w:pStyle w:val="Choice"/>
+      </w:pPr>
+      <w:r>
+        <w:t>a)</w:t>
+        <w:tab/>
+        <w:t>Profundidad de color de 8 bits gris (256 tonos).</w:t>
+      </w:r>
+    </w:p>
+    <w:p>
+      <w:pPr>
+        <w:pStyle w:val="Choice"/>
+      </w:pPr>
+      <w:r>
+        <w:t>b)</w:t>
+        <w:tab/>
+        <w:t>Profundidad de color de 8 bits (256 colores).</w:t>
+      </w:r>
+    </w:p>
+    <w:p>
+      <w:pPr>
+        <w:pStyle w:val="Choice"/>
+      </w:pPr>
+      <w:r>
+        <w:t>c)</w:t>
+        <w:tab/>
+        <w:t>Profundidad de color de 24 bits RGB (16 millones de colores).</w:t>
+      </w:r>
+    </w:p>
+    <w:p>
+      <w:pPr>
+        <w:pStyle w:val="Choice"/>
+      </w:pPr>
+      <w:r>
+        <w:t>d)</w:t>
+        <w:tab/>
+        <w:t>Profundidad de color de 14 bits por tono RGB (4 billones de colores).</w:t>
+      </w:r>
+    </w:p>
+    <w:p>
+      <w:pPr>
+        <w:pStyle w:val="ListNumber"/>
+      </w:pPr>
+      <w:r>
+        <w:t>¿Cuántos colores puede representar la profundidad de color de 24 bits RGB?</w:t>
       </w:r>
     </w:p>
     <w:p>
@@ -179,343 +659,7 @@
       <w:r>
         <w:t>b)</w:t>
         <w:tab/>
-        <w:t>2 colores.</w:t>
-      </w:r>
-    </w:p>
-    <w:p>
-      <w:pPr>
-        <w:pStyle w:val="Choice"/>
-      </w:pPr>
-      <w:r>
-        <w:t>c)</w:t>
-        <w:tab/>
         <w:t>4 billones de colores.</w:t>
-      </w:r>
-    </w:p>
-    <w:p>
-      <w:pPr>
-        <w:pStyle w:val="Choice"/>
-      </w:pPr>
-      <w:r>
-        <w:t>d)</w:t>
-        <w:tab/>
-        <w:t>256 colores.</w:t>
-      </w:r>
-    </w:p>
-    <w:p>
-      <w:pPr>
-        <w:pStyle w:val="ListNumber"/>
-      </w:pPr>
-      <w:r>
-        <w:t>¿Para qué se utiliza la profundidad de color de 1 bit?</w:t>
-      </w:r>
-    </w:p>
-    <w:p>
-      <w:pPr>
-        <w:pStyle w:val="Choice"/>
-      </w:pPr>
-      <w:r>
-        <w:t>a)</w:t>
-        <w:tab/>
-        <w:t>Imágenes JPEG estándar.</w:t>
-      </w:r>
-    </w:p>
-    <w:p>
-      <w:pPr>
-        <w:pStyle w:val="Choice"/>
-      </w:pPr>
-      <w:r>
-        <w:t>b)</w:t>
-        <w:tab/>
-        <w:t>Escaneado de documentos para representar colores.</w:t>
-      </w:r>
-    </w:p>
-    <w:p>
-      <w:pPr>
-        <w:pStyle w:val="Choice"/>
-      </w:pPr>
-      <w:r>
-        <w:t>c)</w:t>
-        <w:tab/>
-        <w:t>Cámaras profesionales o de alta gama.</w:t>
-      </w:r>
-    </w:p>
-    <w:p>
-      <w:pPr>
-        <w:pStyle w:val="Choice"/>
-      </w:pPr>
-      <w:r>
-        <w:t>d)</w:t>
-        <w:tab/>
-        <w:t>Enviar fax, almacenar texto o dibujos sencillos.</w:t>
-      </w:r>
-    </w:p>
-    <w:p>
-      <w:pPr>
-        <w:pStyle w:val="ListNumber"/>
-      </w:pPr>
-      <w:r>
-        <w:t>¿Cuántos colores puede representar la profundidad de color de 4 bits?</w:t>
-      </w:r>
-    </w:p>
-    <w:p>
-      <w:pPr>
-        <w:pStyle w:val="Choice"/>
-      </w:pPr>
-      <w:r>
-        <w:t>a)</w:t>
-        <w:tab/>
-        <w:t>16 millones de colores.</w:t>
-      </w:r>
-    </w:p>
-    <w:p>
-      <w:pPr>
-        <w:pStyle w:val="Choice"/>
-      </w:pPr>
-      <w:r>
-        <w:t>b)</w:t>
-        <w:tab/>
-        <w:t>256 colores.</w:t>
-      </w:r>
-    </w:p>
-    <w:p>
-      <w:pPr>
-        <w:pStyle w:val="Choice"/>
-      </w:pPr>
-      <w:r>
-        <w:t>c)</w:t>
-        <w:tab/>
-        <w:t>16 colores.</w:t>
-      </w:r>
-    </w:p>
-    <w:p>
-      <w:pPr>
-        <w:pStyle w:val="Choice"/>
-      </w:pPr>
-      <w:r>
-        <w:t>d)</w:t>
-        <w:tab/>
-        <w:t>2 colores.</w:t>
-      </w:r>
-    </w:p>
-    <w:p>
-      <w:pPr>
-        <w:pStyle w:val="ListNumber"/>
-      </w:pPr>
-      <w:r>
-        <w:t>¿Qué tipo de errores puede presentar la profundidad de color de 4 bits?</w:t>
-      </w:r>
-    </w:p>
-    <w:p>
-      <w:pPr>
-        <w:pStyle w:val="Choice"/>
-      </w:pPr>
-      <w:r>
-        <w:t>a)</w:t>
-        <w:tab/>
-        <w:t>Ausencia de color.</w:t>
-      </w:r>
-    </w:p>
-    <w:p>
-      <w:pPr>
-        <w:pStyle w:val="Choice"/>
-      </w:pPr>
-      <w:r>
-        <w:t>b)</w:t>
-        <w:tab/>
-        <w:t>Falta de nitidez en los contornos de los objetos.</w:t>
-      </w:r>
-    </w:p>
-    <w:p>
-      <w:pPr>
-        <w:pStyle w:val="Choice"/>
-      </w:pPr>
-      <w:r>
-        <w:t>c)</w:t>
-        <w:tab/>
-        <w:t>Pérdida de calidad en los bordes de la imagen.</w:t>
-      </w:r>
-    </w:p>
-    <w:p>
-      <w:pPr>
-        <w:pStyle w:val="Choice"/>
-      </w:pPr>
-      <w:r>
-        <w:t>d)</w:t>
-        <w:tab/>
-        <w:t>Errores evidentes en el color de la imagen.</w:t>
-      </w:r>
-    </w:p>
-    <w:p>
-      <w:pPr>
-        <w:pStyle w:val="ListNumber"/>
-      </w:pPr>
-      <w:r>
-        <w:t>¿Por qué las cámaras profesionales toman imágenes de tipo RAW con mayor profundidad de color?</w:t>
-      </w:r>
-    </w:p>
-    <w:p>
-      <w:pPr>
-        <w:pStyle w:val="Choice"/>
-      </w:pPr>
-      <w:r>
-        <w:t>a)</w:t>
-        <w:tab/>
-        <w:t>Para que la imagen final ocupe menos espacio en el disco.</w:t>
-      </w:r>
-    </w:p>
-    <w:p>
-      <w:pPr>
-        <w:pStyle w:val="Choice"/>
-      </w:pPr>
-      <w:r>
-        <w:t>b)</w:t>
-        <w:tab/>
-        <w:t>Para enviar fax.</w:t>
-      </w:r>
-    </w:p>
-    <w:p>
-      <w:pPr>
-        <w:pStyle w:val="Choice"/>
-      </w:pPr>
-      <w:r>
-        <w:t>c)</w:t>
-        <w:tab/>
-        <w:t>Para poder realizar escaneado de documentos en alta resolución.</w:t>
-      </w:r>
-    </w:p>
-    <w:p>
-      <w:pPr>
-        <w:pStyle w:val="Choice"/>
-      </w:pPr>
-      <w:r>
-        <w:t>d)</w:t>
-        <w:tab/>
-        <w:t>Para editar o 'revelar' la imagen sin pérdidas de calidad.</w:t>
-      </w:r>
-    </w:p>
-    <w:p>
-      <w:pPr>
-        <w:pStyle w:val="ListNumber"/>
-      </w:pPr>
-      <w:r>
-        <w:t>¿Cuál es la principal ventaja de la profundidad de color de 1 bit?</w:t>
-      </w:r>
-    </w:p>
-    <w:p>
-      <w:pPr>
-        <w:pStyle w:val="Choice"/>
-      </w:pPr>
-      <w:r>
-        <w:t>a)</w:t>
-        <w:tab/>
-        <w:t>Ocupa muy poco espacio.</w:t>
-      </w:r>
-    </w:p>
-    <w:p>
-      <w:pPr>
-        <w:pStyle w:val="Choice"/>
-      </w:pPr>
-      <w:r>
-        <w:t>b)</w:t>
-        <w:tab/>
-        <w:t>Se utiliza en cámaras profesionales.</w:t>
-      </w:r>
-    </w:p>
-    <w:p>
-      <w:pPr>
-        <w:pStyle w:val="Choice"/>
-      </w:pPr>
-      <w:r>
-        <w:t>c)</w:t>
-        <w:tab/>
-        <w:t>Permite representar muchos colores.</w:t>
-      </w:r>
-    </w:p>
-    <w:p>
-      <w:pPr>
-        <w:pStyle w:val="Choice"/>
-      </w:pPr>
-      <w:r>
-        <w:t>d)</w:t>
-        <w:tab/>
-        <w:t>Ofrece una alta resolución.</w:t>
-      </w:r>
-    </w:p>
-    <w:p>
-      <w:pPr>
-        <w:pStyle w:val="ListNumber"/>
-      </w:pPr>
-      <w:r>
-        <w:t>¿Cuántos tonos de gris puede representar la profundidad de color de 8 bits gris?</w:t>
-      </w:r>
-    </w:p>
-    <w:p>
-      <w:pPr>
-        <w:pStyle w:val="Choice"/>
-      </w:pPr>
-      <w:r>
-        <w:t>a)</w:t>
-        <w:tab/>
-        <w:t>256 tonos de gris.</w:t>
-      </w:r>
-    </w:p>
-    <w:p>
-      <w:pPr>
-        <w:pStyle w:val="Choice"/>
-      </w:pPr>
-      <w:r>
-        <w:t>b)</w:t>
-        <w:tab/>
-        <w:t>16 millones de tonos de gris.</w:t>
-      </w:r>
-    </w:p>
-    <w:p>
-      <w:pPr>
-        <w:pStyle w:val="Choice"/>
-      </w:pPr>
-      <w:r>
-        <w:t>c)</w:t>
-        <w:tab/>
-        <w:t>4 billones de colores.</w:t>
-      </w:r>
-    </w:p>
-    <w:p>
-      <w:pPr>
-        <w:pStyle w:val="Choice"/>
-      </w:pPr>
-      <w:r>
-        <w:t>d)</w:t>
-        <w:tab/>
-        <w:t>16 colores.</w:t>
-      </w:r>
-    </w:p>
-    <w:p>
-      <w:pPr>
-        <w:pStyle w:val="ListNumber"/>
-      </w:pPr>
-      <w:r>
-        <w:t>¿Cuántos colores puede representar la profundidad de color de 8 bits?</w:t>
-      </w:r>
-    </w:p>
-    <w:p>
-      <w:pPr>
-        <w:pStyle w:val="Choice"/>
-      </w:pPr>
-      <w:r>
-        <w:t>a)</w:t>
-        <w:tab/>
-        <w:t>4 billones de colores.</w:t>
-      </w:r>
-    </w:p>
-    <w:p>
-      <w:pPr>
-        <w:pStyle w:val="Choice"/>
-      </w:pPr>
-      <w:r>
-        <w:t>b)</w:t>
-        <w:tab/>
-        <w:t>16 millones de colores.</w:t>
       </w:r>
     </w:p>
     <w:p>
@@ -535,151 +679,7 @@
       <w:r>
         <w:t>d)</w:t>
         <w:tab/>
-        <w:t>16 colores.</w:t>
-      </w:r>
-    </w:p>
-    <w:p>
-      <w:pPr>
-        <w:pStyle w:val="ListNumber"/>
-      </w:pPr>
-      <w:r>
-        <w:t>¿Cuál es el estándar de las imágenes con formato GIF en términos de profundidad de color?</w:t>
-      </w:r>
-    </w:p>
-    <w:p>
-      <w:pPr>
-        <w:pStyle w:val="Choice"/>
-      </w:pPr>
-      <w:r>
-        <w:t>a)</w:t>
-        <w:tab/>
-        <w:t>Profundidad de color de 8 bits.</w:t>
-      </w:r>
-    </w:p>
-    <w:p>
-      <w:pPr>
-        <w:pStyle w:val="Choice"/>
-      </w:pPr>
-      <w:r>
-        <w:t>b)</w:t>
-        <w:tab/>
-        <w:t>Profundidad de color de 14 bits por cada tono RGB.</w:t>
-      </w:r>
-    </w:p>
-    <w:p>
-      <w:pPr>
-        <w:pStyle w:val="Choice"/>
-      </w:pPr>
-      <w:r>
-        <w:t>c)</w:t>
-        <w:tab/>
-        <w:t>Profundidad de color de 8 bits gris.</w:t>
-      </w:r>
-    </w:p>
-    <w:p>
-      <w:pPr>
-        <w:pStyle w:val="Choice"/>
-      </w:pPr>
-      <w:r>
-        <w:t>d)</w:t>
-        <w:tab/>
-        <w:t>Profundidad de color de 24 bits.</w:t>
-      </w:r>
-    </w:p>
-    <w:p>
-      <w:pPr>
-        <w:pStyle w:val="ListNumber"/>
-      </w:pPr>
-      <w:r>
-        <w:t>¿Qué significa True Color en términos de profundidad de color?</w:t>
-      </w:r>
-    </w:p>
-    <w:p>
-      <w:pPr>
-        <w:pStyle w:val="Choice"/>
-      </w:pPr>
-      <w:r>
-        <w:t>a)</w:t>
-        <w:tab/>
-        <w:t>Profundidad de color de 8 bits gris (256 tonos).</w:t>
-      </w:r>
-    </w:p>
-    <w:p>
-      <w:pPr>
-        <w:pStyle w:val="Choice"/>
-      </w:pPr>
-      <w:r>
-        <w:t>b)</w:t>
-        <w:tab/>
-        <w:t>Profundidad de color de 14 bits por tono RGB (4 billones de colores).</w:t>
-      </w:r>
-    </w:p>
-    <w:p>
-      <w:pPr>
-        <w:pStyle w:val="Choice"/>
-      </w:pPr>
-      <w:r>
-        <w:t>c)</w:t>
-        <w:tab/>
-        <w:t>Profundidad de color de 8 bits (256 colores).</w:t>
-      </w:r>
-    </w:p>
-    <w:p>
-      <w:pPr>
-        <w:pStyle w:val="Choice"/>
-      </w:pPr>
-      <w:r>
-        <w:t>d)</w:t>
-        <w:tab/>
-        <w:t>Profundidad de color de 24 bits RGB (16 millones de colores).</w:t>
-      </w:r>
-    </w:p>
-    <w:p>
-      <w:pPr>
-        <w:pStyle w:val="ListNumber"/>
-      </w:pPr>
-      <w:r>
-        <w:t>¿Cuántos colores puede representar la profundidad de color de 24 bits RGB?</w:t>
-      </w:r>
-    </w:p>
-    <w:p>
-      <w:pPr>
-        <w:pStyle w:val="Choice"/>
-      </w:pPr>
-      <w:r>
-        <w:t>a)</w:t>
-        <w:tab/>
-        <w:t>16 millones de colores.</w:t>
-      </w:r>
-    </w:p>
-    <w:p>
-      <w:pPr>
-        <w:pStyle w:val="Choice"/>
-      </w:pPr>
-      <w:r>
-        <w:t>b)</w:t>
-        <w:tab/>
-        <w:t>256 colores.</w:t>
-      </w:r>
-    </w:p>
-    <w:p>
-      <w:pPr>
-        <w:pStyle w:val="Choice"/>
-      </w:pPr>
-      <w:r>
-        <w:t>c)</w:t>
-        <w:tab/>
         <w:t>8 colores.</w:t>
-      </w:r>
-    </w:p>
-    <w:p>
-      <w:pPr>
-        <w:pStyle w:val="Choice"/>
-      </w:pPr>
-      <w:r>
-        <w:t>d)</w:t>
-        <w:tab/>
-        <w:t>4 billones de colores.</w:t>
       </w:r>
     </w:p>
     <w:p>
@@ -697,7 +697,7 @@
       <w:r>
         <w:t>a)</w:t>
         <w:tab/>
-        <w:t>Es estándar en las imágenes JPEG.</w:t>
+        <w:t>Tiene la mayor calidad posible.</w:t>
       </w:r>
     </w:p>
     <w:p>
@@ -706,6 +706,16 @@
       </w:pPr>
       <w:r>
         <w:t>b)</w:t>
+        <w:tab/>
+        <w:t>Permite representar las imágenes en calidad true color, sin pérdida de calidad en el color.</w:t>
+      </w:r>
+    </w:p>
+    <w:p>
+      <w:pPr>
+        <w:pStyle w:val="Choice"/>
+      </w:pPr>
+      <w:r>
+        <w:t>c)</w:t>
         <w:tab/>
         <w:t>No tiene apenas pérdida de calidad en los tonos y ocupa poco espacio.</w:t>
       </w:r>
@@ -715,19 +725,9 @@
         <w:pStyle w:val="Choice"/>
       </w:pPr>
       <w:r>
-        <w:t>c)</w:t>
-        <w:tab/>
-        <w:t>Permite representar las imágenes en calidad true color, sin pérdida de calidad en el color.</w:t>
-      </w:r>
-    </w:p>
-    <w:p>
-      <w:pPr>
-        <w:pStyle w:val="Choice"/>
-      </w:pPr>
-      <w:r>
         <w:t>d)</w:t>
         <w:tab/>
-        <w:t>Tiene la mayor calidad posible.</w:t>
+        <w:t>Es estándar en las imágenes JPEG.</w:t>
       </w:r>
     </w:p>
     <w:p>
@@ -745,16 +745,6 @@
       <w:r>
         <w:t>a)</w:t>
         <w:tab/>
-        <w:t>Imágenes con más de 8 bits por cada tono RGB.</w:t>
-      </w:r>
-    </w:p>
-    <w:p>
-      <w:pPr>
-        <w:pStyle w:val="Choice"/>
-      </w:pPr>
-      <w:r>
-        <w:t>b)</w:t>
-        <w:tab/>
         <w:t>Imágenes con 8 bits por tono RGB.</w:t>
       </w:r>
     </w:p>
@@ -763,7 +753,7 @@
         <w:pStyle w:val="Choice"/>
       </w:pPr>
       <w:r>
-        <w:t>c)</w:t>
+        <w:t>b)</w:t>
         <w:tab/>
         <w:t>Imágenes con profundidad de color total de 24 bits.</w:t>
       </w:r>
@@ -773,13 +763,23 @@
         <w:pStyle w:val="Choice"/>
       </w:pPr>
       <w:r>
-        <w:t>d)</w:t>
+        <w:t>c)</w:t>
         <w:tab/>
         <w:t>Imágenes con profundidad de color total de 8 bits.</w:t>
       </w:r>
     </w:p>
     <w:p>
       <w:pPr>
+        <w:pStyle w:val="Choice"/>
+      </w:pPr>
+      <w:r>
+        <w:t>d)</w:t>
+        <w:tab/>
+        <w:t>Imágenes con más de 8 bits por cada tono RGB.</w:t>
+      </w:r>
+    </w:p>
+    <w:p>
+      <w:pPr>
         <w:pStyle w:val="ListNumber"/>
       </w:pPr>
       <w:r>
@@ -793,16 +793,6 @@
       <w:r>
         <w:t>a)</w:t>
         <w:tab/>
-        <w:t>Joint Programming Experts Group</w:t>
-      </w:r>
-    </w:p>
-    <w:p>
-      <w:pPr>
-        <w:pStyle w:val="Choice"/>
-      </w:pPr>
-      <w:r>
-        <w:t>b)</w:t>
-        <w:tab/>
         <w:t>Java Photo Encoding Group</w:t>
       </w:r>
     </w:p>
@@ -811,9 +801,19 @@
         <w:pStyle w:val="Choice"/>
       </w:pPr>
       <w:r>
+        <w:t>b)</w:t>
+        <w:tab/>
+        <w:t>Joint Photographic Experts Group</w:t>
+      </w:r>
+    </w:p>
+    <w:p>
+      <w:pPr>
+        <w:pStyle w:val="Choice"/>
+      </w:pPr>
+      <w:r>
         <w:t>c)</w:t>
         <w:tab/>
-        <w:t>Joint Photographic Experts Group</w:t>
+        <w:t>Joint Programming Experts Group</w:t>
       </w:r>
     </w:p>
     <w:p>
@@ -841,7 +841,7 @@
       <w:r>
         <w:t>a)</w:t>
         <w:tab/>
-        <w:t>1978</w:t>
+        <w:t>2000</w:t>
       </w:r>
     </w:p>
     <w:p>
@@ -861,7 +861,7 @@
       <w:r>
         <w:t>c)</w:t>
         <w:tab/>
-        <w:t>1985</w:t>
+        <w:t>1978</w:t>
       </w:r>
     </w:p>
     <w:p>
@@ -871,7 +871,7 @@
       <w:r>
         <w:t>d)</w:t>
         <w:tab/>
-        <w:t>2000</w:t>
+        <w:t>1985</w:t>
       </w:r>
     </w:p>
     <w:p>
@@ -889,6 +889,16 @@
       <w:r>
         <w:t>a)</w:t>
         <w:tab/>
+        <w:t>Porque comprime imágenes sin perder calidad.</w:t>
+      </w:r>
+    </w:p>
+    <w:p>
+      <w:pPr>
+        <w:pStyle w:val="Choice"/>
+      </w:pPr>
+      <w:r>
+        <w:t>b)</w:t>
+        <w:tab/>
         <w:t>Porque pierde información de la imagen al comprimir.</w:t>
       </w:r>
     </w:p>
@@ -897,7 +907,7 @@
         <w:pStyle w:val="Choice"/>
       </w:pPr>
       <w:r>
-        <w:t>b)</w:t>
+        <w:t>c)</w:t>
         <w:tab/>
         <w:t>Porque no tiene pérdida de información al comprimir.</w:t>
       </w:r>
@@ -907,19 +917,9 @@
         <w:pStyle w:val="Choice"/>
       </w:pPr>
       <w:r>
-        <w:t>c)</w:t>
+        <w:t>d)</w:t>
         <w:tab/>
         <w:t>Porque garantiza la calidad total de la imagen.</w:t>
-      </w:r>
-    </w:p>
-    <w:p>
-      <w:pPr>
-        <w:pStyle w:val="Choice"/>
-      </w:pPr>
-      <w:r>
-        <w:t>d)</w:t>
-        <w:tab/>
-        <w:t>Porque comprime imágenes sin perder calidad.</w:t>
       </w:r>
     </w:p>
     <w:p>
@@ -947,16 +947,6 @@
       <w:r>
         <w:t>b)</w:t>
         <w:tab/>
-        <w:t>Fotografías</w:t>
-      </w:r>
-    </w:p>
-    <w:p>
-      <w:pPr>
-        <w:pStyle w:val="Choice"/>
-      </w:pPr>
-      <w:r>
-        <w:t>c)</w:t>
-        <w:tab/>
         <w:t>Dibujos y gráficos</w:t>
       </w:r>
     </w:p>
@@ -965,13 +955,23 @@
         <w:pStyle w:val="Choice"/>
       </w:pPr>
       <w:r>
-        <w:t>d)</w:t>
+        <w:t>c)</w:t>
         <w:tab/>
         <w:t>Imágenes con transparencias</w:t>
       </w:r>
     </w:p>
     <w:p>
       <w:pPr>
+        <w:pStyle w:val="Choice"/>
+      </w:pPr>
+      <w:r>
+        <w:t>d)</w:t>
+        <w:tab/>
+        <w:t>Fotografías</w:t>
+      </w:r>
+    </w:p>
+    <w:p>
+      <w:pPr>
         <w:pStyle w:val="ListNumber"/>
       </w:pPr>
       <w:r>
@@ -985,7 +985,7 @@
       <w:r>
         <w:t>a)</w:t>
         <w:tab/>
-        <w:t>Tiene mejor calidad en los pequeños detalles.</w:t>
+        <w:t>No pierde información al comprimir la imagen.</w:t>
       </w:r>
     </w:p>
     <w:p>
@@ -994,6 +994,16 @@
       </w:pPr>
       <w:r>
         <w:t>b)</w:t>
+        <w:tab/>
+        <w:t>Tiene una profundidad de color limitada a 8 bits por tono.</w:t>
+      </w:r>
+    </w:p>
+    <w:p>
+      <w:pPr>
+        <w:pStyle w:val="Choice"/>
+      </w:pPr>
+      <w:r>
+        <w:t>c)</w:t>
         <w:tab/>
         <w:t>Tiene una amplia profundidad de color de 14 bits por tono.</w:t>
       </w:r>
@@ -1003,19 +1013,9 @@
         <w:pStyle w:val="Choice"/>
       </w:pPr>
       <w:r>
-        <w:t>c)</w:t>
-        <w:tab/>
-        <w:t>No pierde información al comprimir la imagen.</w:t>
-      </w:r>
-    </w:p>
-    <w:p>
-      <w:pPr>
-        <w:pStyle w:val="Choice"/>
-      </w:pPr>
-      <w:r>
         <w:t>d)</w:t>
         <w:tab/>
-        <w:t>Tiene una profundidad de color limitada a 8 bits por tono.</w:t>
+        <w:t>Tiene mejor calidad en los pequeños detalles.</w:t>
       </w:r>
     </w:p>
     <w:p>
@@ -1033,7 +1033,7 @@
       <w:r>
         <w:t>a)</w:t>
         <w:tab/>
-        <w:t>Realistic Graphic Bytes.</w:t>
+        <w:t>Red, Green, Blue.</w:t>
       </w:r>
     </w:p>
     <w:p>
@@ -1042,16 +1042,6 @@
       </w:pPr>
       <w:r>
         <w:t>b)</w:t>
-        <w:tab/>
-        <w:t>Raw Gray Background.</w:t>
-      </w:r>
-    </w:p>
-    <w:p>
-      <w:pPr>
-        <w:pStyle w:val="Choice"/>
-      </w:pPr>
-      <w:r>
-        <w:t>c)</w:t>
         <w:tab/>
         <w:t>Random Graphics Buffer.</w:t>
       </w:r>
@@ -1061,9 +1051,19 @@
         <w:pStyle w:val="Choice"/>
       </w:pPr>
       <w:r>
+        <w:t>c)</w:t>
+        <w:tab/>
+        <w:t>Realistic Graphic Bytes.</w:t>
+      </w:r>
+    </w:p>
+    <w:p>
+      <w:pPr>
+        <w:pStyle w:val="Choice"/>
+      </w:pPr>
+      <w:r>
         <w:t>d)</w:t>
         <w:tab/>
-        <w:t>Red, Green, Blue.</w:t>
+        <w:t>Raw Gray Background.</w:t>
       </w:r>
     </w:p>
     <w:p>
@@ -1091,7 +1091,7 @@
       <w:r>
         <w:t>b)</w:t>
         <w:tab/>
-        <w:t>8 bits por tono.</w:t>
+        <w:t>16 bits por tono.</w:t>
       </w:r>
     </w:p>
     <w:p>
@@ -1101,7 +1101,7 @@
       <w:r>
         <w:t>c)</w:t>
         <w:tab/>
-        <w:t>16 bits por tono.</w:t>
+        <w:t>8 bits por tono.</w:t>
       </w:r>
     </w:p>
     <w:p>
@@ -1129,6 +1129,26 @@
       <w:r>
         <w:t>a)</w:t>
         <w:tab/>
+        <w:t>Porque tiene pérdida de información.</w:t>
+      </w:r>
+    </w:p>
+    <w:p>
+      <w:pPr>
+        <w:pStyle w:val="Choice"/>
+      </w:pPr>
+      <w:r>
+        <w:t>b)</w:t>
+        <w:tab/>
+        <w:t>Porque genera artefactos.</w:t>
+      </w:r>
+    </w:p>
+    <w:p>
+      <w:pPr>
+        <w:pStyle w:val="Choice"/>
+      </w:pPr>
+      <w:r>
+        <w:t>c)</w:t>
+        <w:tab/>
         <w:t>Porque no permite definir transparencias.</w:t>
       </w:r>
     </w:p>
@@ -1137,33 +1157,13 @@
         <w:pStyle w:val="Choice"/>
       </w:pPr>
       <w:r>
-        <w:t>b)</w:t>
+        <w:t>d)</w:t>
         <w:tab/>
         <w:t>Porque tiene una profundidad de color limitada.</w:t>
       </w:r>
     </w:p>
     <w:p>
       <w:pPr>
-        <w:pStyle w:val="Choice"/>
-      </w:pPr>
-      <w:r>
-        <w:t>c)</w:t>
-        <w:tab/>
-        <w:t>Porque genera artefactos.</w:t>
-      </w:r>
-    </w:p>
-    <w:p>
-      <w:pPr>
-        <w:pStyle w:val="Choice"/>
-      </w:pPr>
-      <w:r>
-        <w:t>d)</w:t>
-        <w:tab/>
-        <w:t>Porque tiene pérdida de información.</w:t>
-      </w:r>
-    </w:p>
-    <w:p>
-      <w:pPr>
         <w:pStyle w:val="ListNumber"/>
       </w:pPr>
       <w:r>
@@ -1177,6 +1177,16 @@
       <w:r>
         <w:t>a)</w:t>
         <w:tab/>
+        <w:t>PNG</w:t>
+      </w:r>
+    </w:p>
+    <w:p>
+      <w:pPr>
+        <w:pStyle w:val="Choice"/>
+      </w:pPr>
+      <w:r>
+        <w:t>b)</w:t>
+        <w:tab/>
         <w:t>TIFF</w:t>
       </w:r>
     </w:p>
@@ -1185,7 +1195,7 @@
         <w:pStyle w:val="Choice"/>
       </w:pPr>
       <w:r>
-        <w:t>b)</w:t>
+        <w:t>c)</w:t>
         <w:tab/>
         <w:t>RAW</w:t>
       </w:r>
@@ -1195,19 +1205,9 @@
         <w:pStyle w:val="Choice"/>
       </w:pPr>
       <w:r>
-        <w:t>c)</w:t>
+        <w:t>d)</w:t>
         <w:tab/>
         <w:t>BMP</w:t>
-      </w:r>
-    </w:p>
-    <w:p>
-      <w:pPr>
-        <w:pStyle w:val="Choice"/>
-      </w:pPr>
-      <w:r>
-        <w:t>d)</w:t>
-        <w:tab/>
-        <w:t>PNG</w:t>
       </w:r>
     </w:p>
     <w:p>
@@ -1235,7 +1235,7 @@
       <w:r>
         <w:t>b)</w:t>
         <w:tab/>
-        <w:t>Printable Neutral Graphics</w:t>
+        <w:t>Portable Network Graphics</w:t>
       </w:r>
     </w:p>
     <w:p>
@@ -1255,7 +1255,7 @@
       <w:r>
         <w:t>d)</w:t>
         <w:tab/>
-        <w:t>Portable Network Graphics</w:t>
+        <w:t>Printable Neutral Graphics</w:t>
       </w:r>
     </w:p>
     <w:p>
@@ -1283,7 +1283,7 @@
       <w:r>
         <w:t>b)</w:t>
         <w:tab/>
-        <w:t>2000</w:t>
+        <w:t>1995</w:t>
       </w:r>
     </w:p>
     <w:p>
@@ -1293,7 +1293,7 @@
       <w:r>
         <w:t>c)</w:t>
         <w:tab/>
-        <w:t>1995</w:t>
+        <w:t>2000</w:t>
       </w:r>
     </w:p>
     <w:p>
@@ -1321,6 +1321,26 @@
       <w:r>
         <w:t>a)</w:t>
         <w:tab/>
+        <w:t>Con pérdidas significativas.</w:t>
+      </w:r>
+    </w:p>
+    <w:p>
+      <w:pPr>
+        <w:pStyle w:val="Choice"/>
+      </w:pPr>
+      <w:r>
+        <w:t>b)</w:t>
+        <w:tab/>
+        <w:t>Con pérdidas mínimas.</w:t>
+      </w:r>
+    </w:p>
+    <w:p>
+      <w:pPr>
+        <w:pStyle w:val="Choice"/>
+      </w:pPr>
+      <w:r>
+        <w:t>c)</w:t>
+        <w:tab/>
         <w:t>Sin pérdidas.</w:t>
       </w:r>
     </w:p>
@@ -1329,33 +1349,13 @@
         <w:pStyle w:val="Choice"/>
       </w:pPr>
       <w:r>
-        <w:t>b)</w:t>
+        <w:t>d)</w:t>
         <w:tab/>
         <w:t>Sin compresión.</w:t>
       </w:r>
     </w:p>
     <w:p>
       <w:pPr>
-        <w:pStyle w:val="Choice"/>
-      </w:pPr>
-      <w:r>
-        <w:t>c)</w:t>
-        <w:tab/>
-        <w:t>Con pérdidas mínimas.</w:t>
-      </w:r>
-    </w:p>
-    <w:p>
-      <w:pPr>
-        <w:pStyle w:val="Choice"/>
-      </w:pPr>
-      <w:r>
-        <w:t>d)</w:t>
-        <w:tab/>
-        <w:t>Con pérdidas significativas.</w:t>
-      </w:r>
-    </w:p>
-    <w:p>
-      <w:pPr>
         <w:pStyle w:val="ListNumber"/>
       </w:pPr>
       <w:r>
@@ -1369,7 +1369,7 @@
       <w:r>
         <w:t>a)</w:t>
         <w:tab/>
-        <w:t>Gráficas, Dibujos y texto.</w:t>
+        <w:t>Fotografías.</w:t>
       </w:r>
     </w:p>
     <w:p>
@@ -1379,7 +1379,7 @@
       <w:r>
         <w:t>b)</w:t>
         <w:tab/>
-        <w:t>Fotografías.</w:t>
+        <w:t>Imágenes con artefactos.</w:t>
       </w:r>
     </w:p>
     <w:p>
@@ -1399,7 +1399,7 @@
       <w:r>
         <w:t>d)</w:t>
         <w:tab/>
-        <w:t>Imágenes con artefactos.</w:t>
+        <w:t>Gráficas, Dibujos y texto.</w:t>
       </w:r>
     </w:p>
     <w:p>
@@ -1417,7 +1417,7 @@
       <w:r>
         <w:t>a)</w:t>
         <w:tab/>
-        <w:t>Cada píxel puede tener un código de color transparente.</w:t>
+        <w:t>Genera artefactos en los bordes transparentes.</w:t>
       </w:r>
     </w:p>
     <w:p>
@@ -1427,7 +1427,7 @@
       <w:r>
         <w:t>b)</w:t>
         <w:tab/>
-        <w:t>No es recomendable utilizar el formato PNG para manejar transparencias.</w:t>
+        <w:t>Cada píxel puede tener un código de color transparente.</w:t>
       </w:r>
     </w:p>
     <w:p>
@@ -1447,7 +1447,7 @@
       <w:r>
         <w:t>d)</w:t>
         <w:tab/>
-        <w:t>Genera artefactos en los bordes transparentes.</w:t>
+        <w:t>No es recomendable utilizar el formato PNG para manejar transparencias.</w:t>
       </w:r>
     </w:p>
     <w:p>
@@ -1513,16 +1513,6 @@
       <w:r>
         <w:t>a)</w:t>
         <w:tab/>
-        <w:t>Utilizar el formato GIF.</w:t>
-      </w:r>
-    </w:p>
-    <w:p>
-      <w:pPr>
-        <w:pStyle w:val="Choice"/>
-      </w:pPr>
-      <w:r>
-        <w:t>b)</w:t>
-        <w:tab/>
         <w:t>Utilizar el formato JPEG o JPG.</w:t>
       </w:r>
     </w:p>
@@ -1531,9 +1521,19 @@
         <w:pStyle w:val="Choice"/>
       </w:pPr>
       <w:r>
+        <w:t>b)</w:t>
+        <w:tab/>
+        <w:t>Utilizar el formato TIFF.</w:t>
+      </w:r>
+    </w:p>
+    <w:p>
+      <w:pPr>
+        <w:pStyle w:val="Choice"/>
+      </w:pPr>
+      <w:r>
         <w:t>c)</w:t>
         <w:tab/>
-        <w:t>Utilizar el formato TIFF.</w:t>
+        <w:t>Utilizar el formato GIF.</w:t>
       </w:r>
     </w:p>
     <w:p>
@@ -1571,7 +1571,7 @@
       <w:r>
         <w:t>b)</w:t>
         <w:tab/>
-        <w:t>Imágenes de texto en blanco y negro.</w:t>
+        <w:t>Imágenes con transparencias.</w:t>
       </w:r>
     </w:p>
     <w:p>
@@ -1591,7 +1591,7 @@
       <w:r>
         <w:t>d)</w:t>
         <w:tab/>
-        <w:t>Imágenes con transparencias.</w:t>
+        <w:t>Imágenes de texto en blanco y negro.</w:t>
       </w:r>
     </w:p>
     <w:p>
@@ -1609,16 +1609,6 @@
       <w:r>
         <w:t>a)</w:t>
         <w:tab/>
-        <w:t>Utilizar el modelo de color RGB de 8 bits por color.</w:t>
-      </w:r>
-    </w:p>
-    <w:p>
-      <w:pPr>
-        <w:pStyle w:val="Choice"/>
-      </w:pPr>
-      <w:r>
-        <w:t>b)</w:t>
-        <w:tab/>
         <w:t>Almacenar colores en escala de grises.</w:t>
       </w:r>
     </w:p>
@@ -1627,7 +1617,7 @@
         <w:pStyle w:val="Choice"/>
       </w:pPr>
       <w:r>
-        <w:t>c)</w:t>
+        <w:t>b)</w:t>
         <w:tab/>
         <w:t>Almacenar colores CMYK.</w:t>
       </w:r>
@@ -1637,9 +1627,19 @@
         <w:pStyle w:val="Choice"/>
       </w:pPr>
       <w:r>
+        <w:t>c)</w:t>
+        <w:tab/>
+        <w:t>Adaptar la profundidad de color a cada aplicación.</w:t>
+      </w:r>
+    </w:p>
+    <w:p>
+      <w:pPr>
+        <w:pStyle w:val="Choice"/>
+      </w:pPr>
+      <w:r>
         <w:t>d)</w:t>
         <w:tab/>
-        <w:t>Adaptar la profundidad de color a cada aplicación.</w:t>
+        <w:t>Utilizar el modelo de color RGB de 8 bits por color.</w:t>
       </w:r>
     </w:p>
     <w:sectPr>
